--- a/treinamento-siafi/Gabarito_3_Casos.docx
+++ b/treinamento-siafi/Gabarito_3_Casos.docx
@@ -231,7 +231,7 @@
                 <w:sz w:val="18"/>
                 <w:szCs w:val="18"/>
               </w:rPr>
-              <w:t xml:space="preserve">Global</w:t>
+              <w:t xml:space="preserve">Elemento/Item (39.18 marcado)</w:t>
             </w:r>
           </w:p>
         </w:tc>
@@ -1998,7 +1998,7 @@
           <w:sz w:val="19"/>
           <w:szCs w:val="19"/>
         </w:rPr>
-        <w:t xml:space="preserve">valores no SIAFI só com números (os dois últimos dígitos são centavos); a UO é 1251 e a UE é 1250057; histórico padrão “OUTRAS DESPESAS CORRENTES”; na OP, IRRF = S e código 6256. Se tentar liquidar o caso 5103 sem o reforço, o sistema recusa: valor a liquidar maior que o saldo.</w:t>
+        <w:t xml:space="preserve">valores no SIAFI só com números (os dois últimos dígitos são centavos); a UO é 1251, a UE é 1250057 e a UPG é 0025; histórico padrão “OUTRAS DESPESAS CORRENTES”; na OP, IRRF = S e código 6256. Se tentar liquidar o caso 5103 sem o reforço, o sistema recusa: valor a liquidar maior que o saldo.</w:t>
       </w:r>
     </w:p>
     <w:sectPr>

--- a/treinamento-siafi/Gabarito_3_Casos.docx
+++ b/treinamento-siafi/Gabarito_3_Casos.docx
@@ -595,39 +595,39 @@
                 <w:sz w:val="18"/>
                 <w:szCs w:val="18"/>
               </w:rPr>
-              <w:t xml:space="preserve"/>
-            </w:r>
-          </w:p>
-        </w:tc>
-        <w:tc>
-          <w:tcPr>
-            <w:tcW w:type="dxa" w:w="2819"/>
-            <w:tcBorders>
-              <w:top w:val="single" w:color="9AA8B8" w:sz="4"/>
-              <w:left w:val="single" w:color="9AA8B8" w:sz="4"/>
-              <w:bottom w:val="single" w:color="9AA8B8" w:sz="4"/>
-              <w:right w:val="single" w:color="9AA8B8" w:sz="4"/>
-            </w:tcBorders>
-            <w:tcMar>
-              <w:top w:type="dxa" w:w="35"/>
-              <w:left w:type="dxa" w:w="90"/>
-              <w:bottom w:type="dxa" w:w="35"/>
-              <w:right w:type="dxa" w:w="90"/>
-            </w:tcMar>
-          </w:tcPr>
-          <w:p>
-            <w:pPr>
-              <w:jc w:val="left"/>
-            </w:pPr>
-            <w:r>
-              <w:rPr>
-                <w:rFonts w:ascii="Arial" w:cs="Arial" w:eastAsia="Arial" w:hAnsi="Arial"/>
-                <w:b w:val="false"/>
-                <w:bCs w:val="false"/>
-                <w:sz w:val="18"/>
-                <w:szCs w:val="18"/>
-              </w:rPr>
-              <w:t xml:space="preserve"/>
+              <w:t xml:space="preserve">Recolher ISS 325,00 (32500)</w:t>
+            </w:r>
+          </w:p>
+        </w:tc>
+        <w:tc>
+          <w:tcPr>
+            <w:tcW w:type="dxa" w:w="2819"/>
+            <w:tcBorders>
+              <w:top w:val="single" w:color="9AA8B8" w:sz="4"/>
+              <w:left w:val="single" w:color="9AA8B8" w:sz="4"/>
+              <w:bottom w:val="single" w:color="9AA8B8" w:sz="4"/>
+              <w:right w:val="single" w:color="9AA8B8" w:sz="4"/>
+            </w:tcBorders>
+            <w:tcMar>
+              <w:top w:type="dxa" w:w="35"/>
+              <w:left w:type="dxa" w:w="90"/>
+              <w:bottom w:type="dxa" w:w="35"/>
+              <w:right w:type="dxa" w:w="90"/>
+            </w:tcMar>
+          </w:tcPr>
+          <w:p>
+            <w:pPr>
+              <w:jc w:val="left"/>
+            </w:pPr>
+            <w:r>
+              <w:rPr>
+                <w:rFonts w:ascii="Arial" w:cs="Arial" w:eastAsia="Arial" w:hAnsi="Arial"/>
+                <w:b w:val="false"/>
+                <w:bCs w:val="false"/>
+                <w:sz w:val="18"/>
+                <w:szCs w:val="18"/>
+              </w:rPr>
+              <w:t xml:space="preserve">X Por Cód. Barras › X Retenção › GMI FP 3900 602 › Bco 999 Ag 09001-9 Cc 900158-6</w:t>
             </w:r>
           </w:p>
         </w:tc>
@@ -1199,39 +1199,39 @@
                 <w:sz w:val="18"/>
                 <w:szCs w:val="18"/>
               </w:rPr>
-              <w:t xml:space="preserve"/>
-            </w:r>
-          </w:p>
-        </w:tc>
-        <w:tc>
-          <w:tcPr>
-            <w:tcW w:type="dxa" w:w="2819"/>
-            <w:tcBorders>
-              <w:top w:val="single" w:color="9AA8B8" w:sz="4"/>
-              <w:left w:val="single" w:color="9AA8B8" w:sz="4"/>
-              <w:bottom w:val="single" w:color="9AA8B8" w:sz="4"/>
-              <w:right w:val="single" w:color="9AA8B8" w:sz="4"/>
-            </w:tcBorders>
-            <w:tcMar>
-              <w:top w:type="dxa" w:w="35"/>
-              <w:left w:type="dxa" w:w="90"/>
-              <w:bottom w:type="dxa" w:w="35"/>
-              <w:right w:type="dxa" w:w="90"/>
-            </w:tcMar>
-          </w:tcPr>
-          <w:p>
-            <w:pPr>
-              <w:jc w:val="left"/>
-            </w:pPr>
-            <w:r>
-              <w:rPr>
-                <w:rFonts w:ascii="Arial" w:cs="Arial" w:eastAsia="Arial" w:hAnsi="Arial"/>
-                <w:b w:val="false"/>
-                <w:bCs w:val="false"/>
-                <w:sz w:val="18"/>
-                <w:szCs w:val="18"/>
-              </w:rPr>
-              <w:t xml:space="preserve"/>
+              <w:t xml:space="preserve">Recolhimento</w:t>
+            </w:r>
+          </w:p>
+        </w:tc>
+        <w:tc>
+          <w:tcPr>
+            <w:tcW w:type="dxa" w:w="2819"/>
+            <w:tcBorders>
+              <w:top w:val="single" w:color="9AA8B8" w:sz="4"/>
+              <w:left w:val="single" w:color="9AA8B8" w:sz="4"/>
+              <w:bottom w:val="single" w:color="9AA8B8" w:sz="4"/>
+              <w:right w:val="single" w:color="9AA8B8" w:sz="4"/>
+            </w:tcBorders>
+            <w:tcMar>
+              <w:top w:type="dxa" w:w="35"/>
+              <w:left w:type="dxa" w:w="90"/>
+              <w:bottom w:type="dxa" w:w="35"/>
+              <w:right w:type="dxa" w:w="90"/>
+            </w:tcMar>
+          </w:tcPr>
+          <w:p>
+            <w:pPr>
+              <w:jc w:val="left"/>
+            </w:pPr>
+            <w:r>
+              <w:rPr>
+                <w:rFonts w:ascii="Arial" w:cs="Arial" w:eastAsia="Arial" w:hAnsi="Arial"/>
+                <w:b w:val="false"/>
+                <w:bCs w:val="false"/>
+                <w:sz w:val="18"/>
+                <w:szCs w:val="18"/>
+              </w:rPr>
+              <w:t xml:space="preserve">não há (sem retenção)</w:t>
             </w:r>
           </w:p>
         </w:tc>
@@ -1935,39 +1935,39 @@
                 <w:sz w:val="18"/>
                 <w:szCs w:val="18"/>
               </w:rPr>
-              <w:t xml:space="preserve"/>
-            </w:r>
-          </w:p>
-        </w:tc>
-        <w:tc>
-          <w:tcPr>
-            <w:tcW w:type="dxa" w:w="2819"/>
-            <w:tcBorders>
-              <w:top w:val="single" w:color="9AA8B8" w:sz="4"/>
-              <w:left w:val="single" w:color="9AA8B8" w:sz="4"/>
-              <w:bottom w:val="single" w:color="9AA8B8" w:sz="4"/>
-              <w:right w:val="single" w:color="9AA8B8" w:sz="4"/>
-            </w:tcBorders>
-            <w:tcMar>
-              <w:top w:type="dxa" w:w="35"/>
-              <w:left w:type="dxa" w:w="90"/>
-              <w:bottom w:type="dxa" w:w="35"/>
-              <w:right w:type="dxa" w:w="90"/>
-            </w:tcMar>
-          </w:tcPr>
-          <w:p>
-            <w:pPr>
-              <w:jc w:val="left"/>
-            </w:pPr>
-            <w:r>
-              <w:rPr>
-                <w:rFonts w:ascii="Arial" w:cs="Arial" w:eastAsia="Arial" w:hAnsi="Arial"/>
-                <w:b w:val="false"/>
-                <w:bCs w:val="false"/>
-                <w:sz w:val="18"/>
-                <w:szCs w:val="18"/>
-              </w:rPr>
-              <w:t xml:space="preserve"/>
+              <w:t xml:space="preserve">Recolher INSS 990,00 e ISS 270,00 (duas guias)</w:t>
+            </w:r>
+          </w:p>
+        </w:tc>
+        <w:tc>
+          <w:tcPr>
+            <w:tcW w:type="dxa" w:w="2819"/>
+            <w:tcBorders>
+              <w:top w:val="single" w:color="9AA8B8" w:sz="4"/>
+              <w:left w:val="single" w:color="9AA8B8" w:sz="4"/>
+              <w:bottom w:val="single" w:color="9AA8B8" w:sz="4"/>
+              <w:right w:val="single" w:color="9AA8B8" w:sz="4"/>
+            </w:tcBorders>
+            <w:tcMar>
+              <w:top w:type="dxa" w:w="35"/>
+              <w:left w:type="dxa" w:w="90"/>
+              <w:bottom w:type="dxa" w:w="35"/>
+              <w:right w:type="dxa" w:w="90"/>
+            </w:tcMar>
+          </w:tcPr>
+          <w:p>
+            <w:pPr>
+              <w:jc w:val="left"/>
+            </w:pPr>
+            <w:r>
+              <w:rPr>
+                <w:rFonts w:ascii="Arial" w:cs="Arial" w:eastAsia="Arial" w:hAnsi="Arial"/>
+                <w:b w:val="false"/>
+                <w:bCs w:val="false"/>
+                <w:sz w:val="18"/>
+                <w:szCs w:val="18"/>
+              </w:rPr>
+              <w:t xml:space="preserve">X Por Cód. Barras › X Retenção › GMI FP 3900 602 › Bco 999 Ag 09001-9 Cc 900158-6</w:t>
             </w:r>
           </w:p>
         </w:tc>
@@ -1998,7 +1998,7 @@
           <w:sz w:val="19"/>
           <w:szCs w:val="19"/>
         </w:rPr>
-        <w:t xml:space="preserve">valores no SIAFI só com números (os dois últimos dígitos são centavos); a UO é 1251, a UE é 1250057 e a UPG é 0025; histórico padrão “OUTRAS DESPESAS CORRENTES”; na OP, IRRF = S e código 6256. Se tentar liquidar o caso 5103 sem o reforço, o sistema recusa: valor a liquidar maior que o saldo.</w:t>
+        <w:t xml:space="preserve">valores no SIAFI só com números (os dois últimos dígitos são centavos); a UO é 1251, a UE é 1250057 e a UPG é 25 (CPRV), a fonte é 60 / proc. 2 e o ordenador 1305820; histórico padrão “OUTRAS DESPESAS CORRENTES”; na OP, IRRF = S e código 6256. Se tentar liquidar o caso 5103 sem o reforço, o sistema recusa: valor a liquidar maior que o saldo.</w:t>
       </w:r>
     </w:p>
     <w:sectPr>

--- a/treinamento-siafi/Gabarito_3_Casos.docx
+++ b/treinamento-siafi/Gabarito_3_Casos.docx
@@ -627,7 +627,7 @@
                 <w:sz w:val="18"/>
                 <w:szCs w:val="18"/>
               </w:rPr>
-              <w:t xml:space="preserve">X Por Cód. Barras › X Retenção › GMI FP 3900 602 › Bco 999 Ag 09001-9 Cc 900158-6</w:t>
+              <w:t xml:space="preserve">X Por Cód. Barras › X Retenção › GMI FP 3900 108 › Bco 999 Ag 09001-9 Cc 900158-6</w:t>
             </w:r>
           </w:p>
         </w:tc>
@@ -1967,7 +1967,7 @@
                 <w:sz w:val="18"/>
                 <w:szCs w:val="18"/>
               </w:rPr>
-              <w:t xml:space="preserve">X Por Cód. Barras › X Retenção › GMI FP 3900 602 › Bco 999 Ag 09001-9 Cc 900158-6</w:t>
+              <w:t xml:space="preserve">X Por Cód. Barras › X Retenção › GMI FP 3900 108 › Bco 999 Ag 09001-9 Cc 900158-6</w:t>
             </w:r>
           </w:p>
         </w:tc>
@@ -1998,7 +1998,7 @@
           <w:sz w:val="19"/>
           <w:szCs w:val="19"/>
         </w:rPr>
-        <w:t xml:space="preserve">valores no SIAFI só com números (os dois últimos dígitos são centavos); a UO é 1251, a UE é 1250057 e a UPG é 25 (CPRV), a fonte é 60 / proc. 2 e o ordenador 1305820; histórico padrão “OUTRAS DESPESAS CORRENTES”; na OP, IRRF = S e código 6256. Se tentar liquidar o caso 5103 sem o reforço, o sistema recusa: valor a liquidar maior que o saldo.</w:t>
+        <w:t xml:space="preserve">valores no SIAFI só com números (os dois últimos dígitos são centavos); a UO é 1251, a UE é 1250057 e a UPG é 25 (CPRV), a fonte é 10 / proc. 8 / IPE 1 e o ordenador 1305820; histórico padrão “OUTRAS DESPESAS CORRENTES”; na OP, IRRF = S e código 6256. Se tentar liquidar o caso 5103 sem o reforço, o sistema recusa: valor a liquidar maior que o saldo.</w:t>
       </w:r>
     </w:p>
     <w:sectPr>
